--- a/external-course/stage2/report/info-intro--external-course-stage02-report.docx
+++ b/external-course/stage2/report/info-intro--external-course-stage02-report.docx
@@ -66,7 +66,7 @@
         <w:pStyle w:val="FirstParagraph"/>
       </w:pPr>
       <w:r>
-        <w:t xml:space="preserve">Выполнение контрольных заданий первого блока внешнего курса</w:t>
+        <w:t xml:space="preserve">Выполнение контрольных заданий второго блока внешнего курса</w:t>
       </w:r>
       <w:r>
         <w:t xml:space="preserve"> </w:t>
